--- a/public/fun/forms/이력서_학교·학원교사·강사_6_NCS형.docx
+++ b/public/fun/forms/이력서_학교·학원교사·강사_6_NCS형.docx
@@ -535,7 +535,19 @@
             <w:tcW w:type="dxa" w:w="2085"/>
             <w:vAlign w:val="center"/>
           </w:tcPr>
-          <w:p/>
+          <w:p>
+            <w:pPr>
+              <w:spacing w:before="0" w:after="0"/>
+              <w:jc w:val="left"/>
+            </w:pPr>
+            <w:r>
+              <w:rPr>
+                <w:color w:val="A9B0B8"/>
+                <w:sz w:val="16"/>
+              </w:rPr>
+              <w:t>예) 2022.03 ~ 2024.02</w:t>
+            </w:r>
+          </w:p>
         </w:tc>
         <w:tc>
           <w:tcPr>
@@ -775,7 +787,38 @@
             <w:tcW w:type="dxa" w:w="2085"/>
             <w:vAlign w:val="center"/>
           </w:tcPr>
-          <w:p/>
+          <w:p>
+            <w:pPr>
+              <w:spacing w:before="0" w:after="0"/>
+              <w:jc w:val="left"/>
+            </w:pPr>
+            <w:r>
+              <w:rPr>
+                <w:color w:val="A9B0B8"/>
+                <w:sz w:val="16"/>
+              </w:rPr>
+              <w:t>예) 2023.05.</w:t>
+            </w:r>
+          </w:p>
+        </w:tc>
+        <w:tc>
+          <w:tcPr>
+            <w:tcW w:type="dxa" w:w="2775"/>
+            <w:vAlign w:val="center"/>
+          </w:tcPr>
+          <w:p>
+            <w:pPr>
+              <w:spacing w:before="0" w:after="0"/>
+              <w:jc w:val="left"/>
+            </w:pPr>
+            <w:r>
+              <w:rPr>
+                <w:color w:val="A9B0B8"/>
+                <w:sz w:val="16"/>
+              </w:rPr>
+              <w:t>○○ 면허</w:t>
+            </w:r>
+          </w:p>
         </w:tc>
         <w:tc>
           <w:tcPr>
@@ -789,14 +832,19 @@
             <w:tcW w:type="dxa" w:w="2775"/>
             <w:vAlign w:val="center"/>
           </w:tcPr>
-          <w:p/>
-        </w:tc>
-        <w:tc>
-          <w:tcPr>
-            <w:tcW w:type="dxa" w:w="2775"/>
-            <w:vAlign w:val="center"/>
-          </w:tcPr>
-          <w:p/>
+          <w:p>
+            <w:pPr>
+              <w:spacing w:before="0" w:after="0"/>
+              <w:jc w:val="left"/>
+            </w:pPr>
+            <w:r>
+              <w:rPr>
+                <w:color w:val="A9B0B8"/>
+                <w:sz w:val="16"/>
+              </w:rPr>
+              <w:t>○○공단</w:t>
+            </w:r>
+          </w:p>
         </w:tc>
       </w:tr>
       <w:tr>
@@ -894,6 +942,58 @@
         <w:t xml:space="preserve">   직무와 관련된 경력·경험을 최근순으로</w:t>
       </w:r>
     </w:p>
+    <w:p>
+      <w:pPr>
+        <w:keepNext/>
+        <w:spacing w:before="100" w:after="40"/>
+        <w:jc w:val="left"/>
+      </w:pPr>
+      <w:r>
+        <w:rPr>
+          <w:b/>
+          <w:color w:val="765B4B"/>
+          <w:sz w:val="19"/>
+        </w:rPr>
+        <w:t>상담 · 학부모 소통 경험</w:t>
+      </w:r>
+    </w:p>
+    <w:tbl>
+      <w:tblPr>
+        <w:tblW w:w="10410" w:type="dxa"/>
+        <w:jc w:val="left"/>
+        <w:tblBorders>
+          <w:top w:val="single" w:sz="4" w:space="0" w:color="D4CAC4"/>
+          <w:left w:val="single" w:sz="4" w:space="0" w:color="D4CAC4"/>
+          <w:bottom w:val="single" w:sz="4" w:space="0" w:color="D4CAC4"/>
+          <w:right w:val="single" w:sz="4" w:space="0" w:color="D4CAC4"/>
+          <w:insideH w:val="single" w:sz="4" w:space="0" w:color="D4CAC4"/>
+          <w:insideV w:val="single" w:sz="4" w:space="0" w:color="D4CAC4"/>
+        </w:tblBorders>
+        <w:tblLayout w:type="fixed"/>
+        <w:tblCellMar>
+          <w:top w:w="40" w:type="dxa"/>
+          <w:left w:w="80" w:type="dxa"/>
+          <w:bottom w:w="40" w:type="dxa"/>
+          <w:right w:w="80" w:type="dxa"/>
+        </w:tblCellMar>
+        <w:tblLook w:firstColumn="1" w:firstRow="1" w:lastColumn="0" w:lastRow="0" w:noHBand="0" w:noVBand="1" w:val="04A0"/>
+      </w:tblPr>
+      <w:tblGrid>
+        <w:gridCol w:w="10410"/>
+      </w:tblGrid>
+      <w:tr>
+        <w:trPr>
+          <w:trHeight w:val="1050" w:hRule="atLeast"/>
+          <w:cantSplit/>
+        </w:trPr>
+        <w:tc>
+          <w:tcPr>
+            <w:tcW w:type="dxa" w:w="10410"/>
+          </w:tcPr>
+          <w:p/>
+        </w:tc>
+      </w:tr>
+    </w:tbl>
     <w:p>
       <w:pPr>
         <w:keepNext/>
@@ -1058,7 +1158,19 @@
             <w:tcW w:type="dxa" w:w="2085"/>
             <w:vAlign w:val="center"/>
           </w:tcPr>
-          <w:p/>
+          <w:p>
+            <w:pPr>
+              <w:spacing w:before="0" w:after="0"/>
+              <w:jc w:val="left"/>
+            </w:pPr>
+            <w:r>
+              <w:rPr>
+                <w:color w:val="A9B0B8"/>
+                <w:sz w:val="16"/>
+              </w:rPr>
+              <w:t>예) 2022.03 ~ 2024.02</w:t>
+            </w:r>
+          </w:p>
         </w:tc>
         <w:tc>
           <w:tcPr>
@@ -1167,58 +1279,6 @@
           <w:tcPr>
             <w:tcW w:type="dxa" w:w="2070"/>
             <w:vAlign w:val="center"/>
-          </w:tcPr>
-          <w:p/>
-        </w:tc>
-      </w:tr>
-    </w:tbl>
-    <w:p>
-      <w:pPr>
-        <w:keepNext/>
-        <w:spacing w:before="100" w:after="40"/>
-        <w:jc w:val="left"/>
-      </w:pPr>
-      <w:r>
-        <w:rPr>
-          <w:b/>
-          <w:color w:val="765B4B"/>
-          <w:sz w:val="19"/>
-        </w:rPr>
-        <w:t>상담 · 학부모 소통 경험</w:t>
-      </w:r>
-    </w:p>
-    <w:tbl>
-      <w:tblPr>
-        <w:tblW w:w="10410" w:type="dxa"/>
-        <w:jc w:val="left"/>
-        <w:tblBorders>
-          <w:top w:val="single" w:sz="4" w:space="0" w:color="D4CAC4"/>
-          <w:left w:val="single" w:sz="4" w:space="0" w:color="D4CAC4"/>
-          <w:bottom w:val="single" w:sz="4" w:space="0" w:color="D4CAC4"/>
-          <w:right w:val="single" w:sz="4" w:space="0" w:color="D4CAC4"/>
-          <w:insideH w:val="single" w:sz="4" w:space="0" w:color="D4CAC4"/>
-          <w:insideV w:val="single" w:sz="4" w:space="0" w:color="D4CAC4"/>
-        </w:tblBorders>
-        <w:tblLayout w:type="fixed"/>
-        <w:tblCellMar>
-          <w:top w:w="40" w:type="dxa"/>
-          <w:left w:w="80" w:type="dxa"/>
-          <w:bottom w:w="40" w:type="dxa"/>
-          <w:right w:w="80" w:type="dxa"/>
-        </w:tblCellMar>
-        <w:tblLook w:firstColumn="1" w:firstRow="1" w:lastColumn="0" w:lastRow="0" w:noHBand="0" w:noVBand="1" w:val="04A0"/>
-      </w:tblPr>
-      <w:tblGrid>
-        <w:gridCol w:w="10410"/>
-      </w:tblGrid>
-      <w:tr>
-        <w:trPr>
-          <w:trHeight w:val="1050" w:hRule="atLeast"/>
-          <w:cantSplit/>
-        </w:trPr>
-        <w:tc>
-          <w:tcPr>
-            <w:tcW w:type="dxa" w:w="10410"/>
           </w:tcPr>
           <w:p/>
         </w:tc>

--- a/public/fun/forms/이력서_학교·학원교사·강사_6_NCS형.docx
+++ b/public/fun/forms/이력서_학교·학원교사·강사_6_NCS형.docx
@@ -109,10 +109,10 @@
       </w:tblPr>
       <w:tblGrid>
         <w:gridCol w:w="1695"/>
-        <w:gridCol w:w="1200"/>
+        <w:gridCol w:w="1230"/>
         <w:gridCol w:w="3255"/>
-        <w:gridCol w:w="1200"/>
-        <w:gridCol w:w="3060"/>
+        <w:gridCol w:w="1230"/>
+        <w:gridCol w:w="3000"/>
       </w:tblGrid>
       <w:tr>
         <w:trPr>
@@ -143,7 +143,7 @@
         </w:tc>
         <w:tc>
           <w:tcPr>
-            <w:tcW w:type="dxa" w:w="1200"/>
+            <w:tcW w:type="dxa" w:w="1230"/>
             <w:shd w:val="clear" w:color="auto" w:fill="F5F3F2"/>
             <w:vAlign w:val="center"/>
           </w:tcPr>
@@ -171,7 +171,7 @@
         </w:tc>
         <w:tc>
           <w:tcPr>
-            <w:tcW w:type="dxa" w:w="1200"/>
+            <w:tcW w:type="dxa" w:w="1230"/>
             <w:shd w:val="clear" w:color="auto" w:fill="F5F3F2"/>
             <w:vAlign w:val="center"/>
           </w:tcPr>
@@ -192,7 +192,7 @@
         </w:tc>
         <w:tc>
           <w:tcPr>
-            <w:tcW w:type="dxa" w:w="3060"/>
+            <w:tcW w:type="dxa" w:w="3000"/>
             <w:vAlign w:val="center"/>
           </w:tcPr>
           <w:p/>
@@ -212,7 +212,7 @@
         </w:tc>
         <w:tc>
           <w:tcPr>
-            <w:tcW w:type="dxa" w:w="1200"/>
+            <w:tcW w:type="dxa" w:w="1230"/>
             <w:shd w:val="clear" w:color="auto" w:fill="F5F3F2"/>
             <w:vAlign w:val="center"/>
           </w:tcPr>
@@ -240,7 +240,7 @@
         </w:tc>
         <w:tc>
           <w:tcPr>
-            <w:tcW w:type="dxa" w:w="1200"/>
+            <w:tcW w:type="dxa" w:w="1230"/>
             <w:shd w:val="clear" w:color="auto" w:fill="F5F3F2"/>
             <w:vAlign w:val="center"/>
           </w:tcPr>
@@ -261,7 +261,7 @@
         </w:tc>
         <w:tc>
           <w:tcPr>
-            <w:tcW w:type="dxa" w:w="3060"/>
+            <w:tcW w:type="dxa" w:w="3000"/>
             <w:vAlign w:val="center"/>
           </w:tcPr>
           <w:p/>
@@ -281,7 +281,7 @@
         </w:tc>
         <w:tc>
           <w:tcPr>
-            <w:tcW w:type="dxa" w:w="1200"/>
+            <w:tcW w:type="dxa" w:w="1230"/>
             <w:shd w:val="clear" w:color="auto" w:fill="F5F3F2"/>
             <w:vAlign w:val="center"/>
           </w:tcPr>
@@ -309,7 +309,7 @@
         </w:tc>
         <w:tc>
           <w:tcPr>
-            <w:tcW w:type="dxa" w:w="1200"/>
+            <w:tcW w:type="dxa" w:w="1230"/>
             <w:shd w:val="clear" w:color="auto" w:fill="F5F3F2"/>
             <w:vAlign w:val="center"/>
           </w:tcPr>
@@ -330,7 +330,7 @@
         </w:tc>
         <w:tc>
           <w:tcPr>
-            <w:tcW w:type="dxa" w:w="3060"/>
+            <w:tcW w:type="dxa" w:w="3000"/>
             <w:vAlign w:val="center"/>
           </w:tcPr>
           <w:p/>
@@ -1332,10 +1332,10 @@
         <w:tblLook w:firstColumn="1" w:firstRow="1" w:lastColumn="0" w:lastRow="0" w:noHBand="0" w:noVBand="1" w:val="04A0"/>
       </w:tblPr>
       <w:tblGrid>
-        <w:gridCol w:w="1380"/>
-        <w:gridCol w:w="3825"/>
-        <w:gridCol w:w="1380"/>
-        <w:gridCol w:w="3825"/>
+        <w:gridCol w:w="1545"/>
+        <w:gridCol w:w="3660"/>
+        <w:gridCol w:w="1545"/>
+        <w:gridCol w:w="3660"/>
       </w:tblGrid>
       <w:tr>
         <w:trPr>
@@ -1344,7 +1344,7 @@
         </w:trPr>
         <w:tc>
           <w:tcPr>
-            <w:tcW w:type="dxa" w:w="1380"/>
+            <w:tcW w:type="dxa" w:w="1545"/>
             <w:shd w:val="clear" w:color="auto" w:fill="F5F3F2"/>
             <w:vAlign w:val="center"/>
           </w:tcPr>
@@ -1365,13 +1365,13 @@
         </w:tc>
         <w:tc>
           <w:tcPr>
-            <w:tcW w:type="dxa" w:w="3825"/>
+            <w:tcW w:type="dxa" w:w="3660"/>
           </w:tcPr>
           <w:p/>
         </w:tc>
         <w:tc>
           <w:tcPr>
-            <w:tcW w:type="dxa" w:w="1380"/>
+            <w:tcW w:type="dxa" w:w="1545"/>
             <w:shd w:val="clear" w:color="auto" w:fill="F5F3F2"/>
             <w:vAlign w:val="center"/>
           </w:tcPr>
@@ -1392,7 +1392,7 @@
         </w:tc>
         <w:tc>
           <w:tcPr>
-            <w:tcW w:type="dxa" w:w="3825"/>
+            <w:tcW w:type="dxa" w:w="3660"/>
           </w:tcPr>
           <w:p/>
         </w:tc>
@@ -1404,7 +1404,7 @@
         </w:trPr>
         <w:tc>
           <w:tcPr>
-            <w:tcW w:type="dxa" w:w="1380"/>
+            <w:tcW w:type="dxa" w:w="1545"/>
             <w:shd w:val="clear" w:color="auto" w:fill="F5F3F2"/>
             <w:vAlign w:val="center"/>
           </w:tcPr>
@@ -1425,13 +1425,13 @@
         </w:tc>
         <w:tc>
           <w:tcPr>
-            <w:tcW w:type="dxa" w:w="3825"/>
+            <w:tcW w:type="dxa" w:w="3660"/>
           </w:tcPr>
           <w:p/>
         </w:tc>
         <w:tc>
           <w:tcPr>
-            <w:tcW w:type="dxa" w:w="1380"/>
+            <w:tcW w:type="dxa" w:w="1545"/>
             <w:shd w:val="clear" w:color="auto" w:fill="F5F3F2"/>
             <w:vAlign w:val="center"/>
           </w:tcPr>
@@ -1446,13 +1446,15 @@
                 <w:color w:val="47342A"/>
                 <w:sz w:val="18"/>
               </w:rPr>
-              <w:t>사용 기술 · 도구</w:t>
+              <w:t>사용 기술 ·</w:t>
+              <w:br/>
+              <w:t>도구</w:t>
             </w:r>
           </w:p>
         </w:tc>
         <w:tc>
           <w:tcPr>
-            <w:tcW w:type="dxa" w:w="3825"/>
+            <w:tcW w:type="dxa" w:w="3660"/>
           </w:tcPr>
           <w:p/>
         </w:tc>
@@ -1464,7 +1466,7 @@
         </w:trPr>
         <w:tc>
           <w:tcPr>
-            <w:tcW w:type="dxa" w:w="1380"/>
+            <w:tcW w:type="dxa" w:w="1545"/>
             <w:shd w:val="clear" w:color="auto" w:fill="F5F3F2"/>
             <w:vAlign w:val="center"/>
           </w:tcPr>
@@ -1485,7 +1487,7 @@
         </w:tc>
         <w:tc>
           <w:tcPr>
-            <w:tcW w:type="dxa" w:w="9030"/>
+            <w:tcW w:type="dxa" w:w="8865"/>
             <w:gridSpan w:val="3"/>
           </w:tcPr>
           <w:p/>
@@ -1498,7 +1500,7 @@
         </w:trPr>
         <w:tc>
           <w:tcPr>
-            <w:tcW w:type="dxa" w:w="1380"/>
+            <w:tcW w:type="dxa" w:w="1545"/>
             <w:shd w:val="clear" w:color="auto" w:fill="F5F3F2"/>
             <w:vAlign w:val="center"/>
           </w:tcPr>
@@ -1519,7 +1521,7 @@
         </w:tc>
         <w:tc>
           <w:tcPr>
-            <w:tcW w:type="dxa" w:w="9030"/>
+            <w:tcW w:type="dxa" w:w="8865"/>
             <w:gridSpan w:val="3"/>
           </w:tcPr>
           <w:p/>
@@ -1553,10 +1555,10 @@
         <w:tblLook w:firstColumn="1" w:firstRow="1" w:lastColumn="0" w:lastRow="0" w:noHBand="0" w:noVBand="1" w:val="04A0"/>
       </w:tblPr>
       <w:tblGrid>
-        <w:gridCol w:w="1380"/>
-        <w:gridCol w:w="3825"/>
-        <w:gridCol w:w="1380"/>
-        <w:gridCol w:w="3825"/>
+        <w:gridCol w:w="1545"/>
+        <w:gridCol w:w="3660"/>
+        <w:gridCol w:w="1545"/>
+        <w:gridCol w:w="3660"/>
       </w:tblGrid>
       <w:tr>
         <w:trPr>
@@ -1565,7 +1567,7 @@
         </w:trPr>
         <w:tc>
           <w:tcPr>
-            <w:tcW w:type="dxa" w:w="1380"/>
+            <w:tcW w:type="dxa" w:w="1545"/>
             <w:shd w:val="clear" w:color="auto" w:fill="F5F3F2"/>
             <w:vAlign w:val="center"/>
           </w:tcPr>
@@ -1586,13 +1588,13 @@
         </w:tc>
         <w:tc>
           <w:tcPr>
-            <w:tcW w:type="dxa" w:w="3825"/>
+            <w:tcW w:type="dxa" w:w="3660"/>
           </w:tcPr>
           <w:p/>
         </w:tc>
         <w:tc>
           <w:tcPr>
-            <w:tcW w:type="dxa" w:w="1380"/>
+            <w:tcW w:type="dxa" w:w="1545"/>
             <w:shd w:val="clear" w:color="auto" w:fill="F5F3F2"/>
             <w:vAlign w:val="center"/>
           </w:tcPr>
@@ -1613,7 +1615,7 @@
         </w:tc>
         <w:tc>
           <w:tcPr>
-            <w:tcW w:type="dxa" w:w="3825"/>
+            <w:tcW w:type="dxa" w:w="3660"/>
           </w:tcPr>
           <w:p/>
         </w:tc>
@@ -1625,7 +1627,7 @@
         </w:trPr>
         <w:tc>
           <w:tcPr>
-            <w:tcW w:type="dxa" w:w="1380"/>
+            <w:tcW w:type="dxa" w:w="1545"/>
             <w:shd w:val="clear" w:color="auto" w:fill="F5F3F2"/>
             <w:vAlign w:val="center"/>
           </w:tcPr>
@@ -1646,13 +1648,13 @@
         </w:tc>
         <w:tc>
           <w:tcPr>
-            <w:tcW w:type="dxa" w:w="3825"/>
+            <w:tcW w:type="dxa" w:w="3660"/>
           </w:tcPr>
           <w:p/>
         </w:tc>
         <w:tc>
           <w:tcPr>
-            <w:tcW w:type="dxa" w:w="1380"/>
+            <w:tcW w:type="dxa" w:w="1545"/>
             <w:shd w:val="clear" w:color="auto" w:fill="F5F3F2"/>
             <w:vAlign w:val="center"/>
           </w:tcPr>
@@ -1667,13 +1669,15 @@
                 <w:color w:val="47342A"/>
                 <w:sz w:val="18"/>
               </w:rPr>
-              <w:t>사용 기술 · 도구</w:t>
+              <w:t>사용 기술 ·</w:t>
+              <w:br/>
+              <w:t>도구</w:t>
             </w:r>
           </w:p>
         </w:tc>
         <w:tc>
           <w:tcPr>
-            <w:tcW w:type="dxa" w:w="3825"/>
+            <w:tcW w:type="dxa" w:w="3660"/>
           </w:tcPr>
           <w:p/>
         </w:tc>
@@ -1685,7 +1689,7 @@
         </w:trPr>
         <w:tc>
           <w:tcPr>
-            <w:tcW w:type="dxa" w:w="1380"/>
+            <w:tcW w:type="dxa" w:w="1545"/>
             <w:shd w:val="clear" w:color="auto" w:fill="F5F3F2"/>
             <w:vAlign w:val="center"/>
           </w:tcPr>
@@ -1706,7 +1710,7 @@
         </w:tc>
         <w:tc>
           <w:tcPr>
-            <w:tcW w:type="dxa" w:w="9030"/>
+            <w:tcW w:type="dxa" w:w="8865"/>
             <w:gridSpan w:val="3"/>
           </w:tcPr>
           <w:p/>
@@ -1719,7 +1723,7 @@
         </w:trPr>
         <w:tc>
           <w:tcPr>
-            <w:tcW w:type="dxa" w:w="1380"/>
+            <w:tcW w:type="dxa" w:w="1545"/>
             <w:shd w:val="clear" w:color="auto" w:fill="F5F3F2"/>
             <w:vAlign w:val="center"/>
           </w:tcPr>
@@ -1740,7 +1744,7 @@
         </w:tc>
         <w:tc>
           <w:tcPr>
-            <w:tcW w:type="dxa" w:w="9030"/>
+            <w:tcW w:type="dxa" w:w="8865"/>
             <w:gridSpan w:val="3"/>
           </w:tcPr>
           <w:p/>

--- a/public/fun/forms/이력서_학교·학원교사·강사_6_NCS형.docx
+++ b/public/fun/forms/이력서_학교·학원교사·강사_6_NCS형.docx
@@ -545,7 +545,7 @@
                 <w:color w:val="A9B0B8"/>
                 <w:sz w:val="16"/>
               </w:rPr>
-              <w:t>예) 2022.03 ~ 2024.02</w:t>
+              <w:t>예) ○○○○.○○ ~ ○○○○.○○</w:t>
             </w:r>
           </w:p>
         </w:tc>
@@ -797,7 +797,7 @@
                 <w:color w:val="A9B0B8"/>
                 <w:sz w:val="16"/>
               </w:rPr>
-              <w:t>예) 2023.05.</w:t>
+              <w:t>예) ○○○○.○○.</w:t>
             </w:r>
           </w:p>
         </w:tc>
@@ -1168,7 +1168,7 @@
                 <w:color w:val="A9B0B8"/>
                 <w:sz w:val="16"/>
               </w:rPr>
-              <w:t>예) 2022.03 ~ 2024.02</w:t>
+              <w:t>예) ○○○○.○○ ~ ○○○○.○○</w:t>
             </w:r>
           </w:p>
         </w:tc>
@@ -1766,7 +1766,7 @@
         <w:rPr>
           <w:sz w:val="19"/>
         </w:rPr>
-        <w:t>위 내용은 사실과 다름이 없음을 확인합니다.     20      년      월      일     작성자 :  ______________  (서명)</w:t>
+        <w:t>위 내용은 사실과 다름이 없음을 확인합니다.           년      월      일     작성자 :  ______________  (서명)</w:t>
       </w:r>
     </w:p>
     <w:p>
@@ -2032,7 +2032,7 @@
                 <w:color w:val="765B4B"/>
                 <w:sz w:val="19"/>
               </w:rPr>
-              <w:t>2021.03~현재 · ○○학원 중등 수학 · 담당 36명 · 평균 점수 +11점, 재등록률 86%</w:t>
+              <w:t>기간 입력 · ○○학원 중등 수학 · 담당 36명 · 평균 점수 +11점, 재등록률 86%</w:t>
             </w:r>
           </w:p>
         </w:tc>
